--- a/Course/1 Component 1 - Computer Systems/1.2 Software and Software Development/1.2.2 Applications Generation/3 Worksheet (editable).docx
+++ b/Course/1 Component 1 - Computer Systems/1.2 Software and Software Development/1.2.2 Applications Generation/3 Worksheet (editable).docx
@@ -7,62 +7,26 @@
         <w:pStyle w:val="Heading1"/>
       </w:pPr>
       <w:r>
+        <w:rPr>
+          <w:b w:val="0"/>
+          <w:i w:val="0"/>
+        </w:rPr>
         <w:t>Quiz — 1.2.2 Applications Generation</w:t>
       </w:r>
     </w:p>
     <w:p>
       <w:r>
-        <w:t xml:space="preserve">Name: </w:t>
-      </w:r>
-      <w:r>
         <w:rPr>
-          <w:b/>
+          <w:b w:val="0"/>
+          <w:i w:val="0"/>
         </w:rPr>
-        <w:t>_</w:t>
-      </w:r>
-      <w:r>
-        <w:rPr>
-          <w:b/>
-        </w:rPr>
-        <w:t>_</w:t>
-      </w:r>
-      <w:r>
-        <w:rPr>
-          <w:b/>
-        </w:rPr>
-        <w:t>_</w:t>
-      </w:r>
-      <w:r>
-        <w:rPr>
-          <w:b/>
-        </w:rPr>
-        <w:t>_</w:t>
-      </w:r>
-      <w:r>
-        <w:rPr>
-          <w:b/>
-        </w:rPr>
-        <w:t xml:space="preserve">   Date: </w:t>
-      </w:r>
-      <w:r>
-        <w:rPr>
-          <w:b/>
-        </w:rPr>
-        <w:t>_</w:t>
-      </w:r>
-      <w:r>
-        <w:rPr>
-          <w:b/>
-        </w:rPr>
-        <w:t xml:space="preserve">_   Mark: </w:t>
-      </w:r>
-      <w:r>
-        <w:t>____ / 25</w:t>
+        <w:t>Name: ______________________   Date: __________   Mark: ______ / 25</w:t>
       </w:r>
     </w:p>
     <w:p>
       <w:r>
         <w:rPr>
+          <w:b w:val="0"/>
           <w:i/>
         </w:rPr>
         <w:t>OCR H446 · Component 01 · 1.2.2</w:t>
@@ -80,6 +44,10 @@
         <w:pStyle w:val="Heading2"/>
       </w:pPr>
       <w:r>
+        <w:rPr>
+          <w:b w:val="0"/>
+          <w:i w:val="0"/>
+        </w:rPr>
         <w:t>Section A — Multiple choice (8 marks)</w:t>
       </w:r>
     </w:p>
@@ -87,44 +55,74 @@
       <w:r>
         <w:rPr>
           <w:b/>
+          <w:i w:val="0"/>
         </w:rPr>
         <w:t>1.</w:t>
       </w:r>
       <w:r>
+        <w:rPr>
+          <w:b w:val="0"/>
+          <w:i w:val="0"/>
+        </w:rPr>
         <w:t xml:space="preserve"> Which of the following is an example of </w:t>
       </w:r>
       <w:r>
         <w:rPr>
           <w:b/>
+          <w:i w:val="0"/>
         </w:rPr>
         <w:t>utility software</w:t>
       </w:r>
       <w:r>
+        <w:rPr>
+          <w:b w:val="0"/>
+          <w:i w:val="0"/>
+        </w:rPr>
         <w:t>?</w:t>
       </w:r>
     </w:p>
     <w:p>
       <w:r>
+        <w:rPr>
+          <w:b w:val="0"/>
+          <w:i w:val="0"/>
+        </w:rPr>
         <w:t>A. Web browser</w:t>
       </w:r>
     </w:p>
     <w:p>
       <w:r>
+        <w:rPr>
+          <w:b w:val="0"/>
+          <w:i w:val="0"/>
+        </w:rPr>
         <w:t>B. Word processor</w:t>
       </w:r>
     </w:p>
     <w:p>
       <w:r>
+        <w:rPr>
+          <w:b w:val="0"/>
+          <w:i w:val="0"/>
+        </w:rPr>
         <w:t>C. Disk defragmenter</w:t>
       </w:r>
     </w:p>
     <w:p>
       <w:r>
+        <w:rPr>
+          <w:b w:val="0"/>
+          <w:i w:val="0"/>
+        </w:rPr>
         <w:t>D. Computer game</w:t>
       </w:r>
     </w:p>
     <w:p>
       <w:r>
+        <w:rPr>
+          <w:b w:val="0"/>
+          <w:i w:val="0"/>
+        </w:rPr>
         <w:t>Your answer: ☐</w:t>
       </w:r>
     </w:p>
@@ -132,44 +130,74 @@
       <w:r>
         <w:rPr>
           <w:b/>
+          <w:i w:val="0"/>
         </w:rPr>
         <w:t>2.</w:t>
       </w:r>
       <w:r>
+        <w:rPr>
+          <w:b w:val="0"/>
+          <w:i w:val="0"/>
+        </w:rPr>
         <w:t xml:space="preserve"> A key feature of </w:t>
       </w:r>
       <w:r>
         <w:rPr>
           <w:b/>
+          <w:i w:val="0"/>
         </w:rPr>
         <w:t>open source</w:t>
       </w:r>
       <w:r>
+        <w:rPr>
+          <w:b w:val="0"/>
+          <w:i w:val="0"/>
+        </w:rPr>
         <w:t xml:space="preserve"> software is that:</w:t>
       </w:r>
     </w:p>
     <w:p>
       <w:r>
+        <w:rPr>
+          <w:b w:val="0"/>
+          <w:i w:val="0"/>
+        </w:rPr>
         <w:t>A. The source code is hidden and cannot be modified</w:t>
       </w:r>
     </w:p>
     <w:p>
       <w:r>
+        <w:rPr>
+          <w:b w:val="0"/>
+          <w:i w:val="0"/>
+        </w:rPr>
         <w:t>B. The source code is available and may be modified</w:t>
       </w:r>
     </w:p>
     <w:p>
       <w:r>
+        <w:rPr>
+          <w:b w:val="0"/>
+          <w:i w:val="0"/>
+        </w:rPr>
         <w:t>C. It always requires a paid licence</w:t>
       </w:r>
     </w:p>
     <w:p>
       <w:r>
+        <w:rPr>
+          <w:b w:val="0"/>
+          <w:i w:val="0"/>
+        </w:rPr>
         <w:t>D. It can only be supported by the original vendor</w:t>
       </w:r>
     </w:p>
     <w:p>
       <w:r>
+        <w:rPr>
+          <w:b w:val="0"/>
+          <w:i w:val="0"/>
+        </w:rPr>
         <w:t>Your answer: ☐</w:t>
       </w:r>
     </w:p>
@@ -177,53 +205,88 @@
       <w:r>
         <w:rPr>
           <w:b/>
+          <w:i w:val="0"/>
         </w:rPr>
         <w:t>3.</w:t>
       </w:r>
       <w:r>
+        <w:rPr>
+          <w:b w:val="0"/>
+          <w:i w:val="0"/>
+        </w:rPr>
         <w:t xml:space="preserve"> A </w:t>
       </w:r>
       <w:r>
         <w:rPr>
           <w:b/>
+          <w:i w:val="0"/>
         </w:rPr>
         <w:t>compiler</w:t>
       </w:r>
       <w:r>
+        <w:rPr>
+          <w:b w:val="0"/>
+          <w:i w:val="0"/>
+        </w:rPr>
         <w:t xml:space="preserve"> differs from an </w:t>
       </w:r>
       <w:r>
         <w:rPr>
           <w:b/>
+          <w:i w:val="0"/>
         </w:rPr>
         <w:t>interpreter</w:t>
       </w:r>
       <w:r>
+        <w:rPr>
+          <w:b w:val="0"/>
+          <w:i w:val="0"/>
+        </w:rPr>
         <w:t xml:space="preserve"> because it:</w:t>
       </w:r>
     </w:p>
     <w:p>
       <w:r>
+        <w:rPr>
+          <w:b w:val="0"/>
+          <w:i w:val="0"/>
+        </w:rPr>
         <w:t>A. Translates and executes one line at a time</w:t>
       </w:r>
     </w:p>
     <w:p>
       <w:r>
+        <w:rPr>
+          <w:b w:val="0"/>
+          <w:i w:val="0"/>
+        </w:rPr>
         <w:t>B. Produces a standalone executable, translating all at once before running</w:t>
       </w:r>
     </w:p>
     <w:p>
       <w:r>
+        <w:rPr>
+          <w:b w:val="0"/>
+          <w:i w:val="0"/>
+        </w:rPr>
         <w:t>C. Requires the source code to be present every time the program runs</w:t>
       </w:r>
     </w:p>
     <w:p>
       <w:r>
+        <w:rPr>
+          <w:b w:val="0"/>
+          <w:i w:val="0"/>
+        </w:rPr>
         <w:t>D. Stops at the first error it finds</w:t>
       </w:r>
     </w:p>
     <w:p>
       <w:r>
+        <w:rPr>
+          <w:b w:val="0"/>
+          <w:i w:val="0"/>
+        </w:rPr>
         <w:t>Your answer: ☐</w:t>
       </w:r>
     </w:p>
@@ -231,44 +294,74 @@
       <w:r>
         <w:rPr>
           <w:b/>
+          <w:i w:val="0"/>
         </w:rPr>
         <w:t>4.</w:t>
       </w:r>
       <w:r>
+        <w:rPr>
+          <w:b w:val="0"/>
+          <w:i w:val="0"/>
+        </w:rPr>
         <w:t xml:space="preserve"> An </w:t>
       </w:r>
       <w:r>
         <w:rPr>
           <w:b/>
+          <w:i w:val="0"/>
         </w:rPr>
         <w:t>assembler</w:t>
       </w:r>
       <w:r>
+        <w:rPr>
+          <w:b w:val="0"/>
+          <w:i w:val="0"/>
+        </w:rPr>
         <w:t xml:space="preserve"> translates:</w:t>
       </w:r>
     </w:p>
     <w:p>
       <w:r>
+        <w:rPr>
+          <w:b w:val="0"/>
+          <w:i w:val="0"/>
+        </w:rPr>
         <w:t>A. High-level code into machine code all at once</w:t>
       </w:r>
     </w:p>
     <w:p>
       <w:r>
+        <w:rPr>
+          <w:b w:val="0"/>
+          <w:i w:val="0"/>
+        </w:rPr>
         <w:t>B. Assembly language into machine code (≈ one-to-one)</w:t>
       </w:r>
     </w:p>
     <w:p>
       <w:r>
+        <w:rPr>
+          <w:b w:val="0"/>
+          <w:i w:val="0"/>
+        </w:rPr>
         <w:t>C. Machine code into high-level code</w:t>
       </w:r>
     </w:p>
     <w:p>
       <w:r>
+        <w:rPr>
+          <w:b w:val="0"/>
+          <w:i w:val="0"/>
+        </w:rPr>
         <w:t>D. Bytecode into source code</w:t>
       </w:r>
     </w:p>
     <w:p>
       <w:r>
+        <w:rPr>
+          <w:b w:val="0"/>
+          <w:i w:val="0"/>
+        </w:rPr>
         <w:t>Your answer: ☐</w:t>
       </w:r>
     </w:p>
@@ -276,44 +369,74 @@
       <w:r>
         <w:rPr>
           <w:b/>
+          <w:i w:val="0"/>
         </w:rPr>
         <w:t>5.</w:t>
       </w:r>
       <w:r>
+        <w:rPr>
+          <w:b w:val="0"/>
+          <w:i w:val="0"/>
+        </w:rPr>
         <w:t xml:space="preserve"> In which stage of compilation are </w:t>
       </w:r>
       <w:r>
         <w:rPr>
           <w:b/>
+          <w:i w:val="0"/>
         </w:rPr>
         <w:t>syntax errors</w:t>
       </w:r>
       <w:r>
+        <w:rPr>
+          <w:b w:val="0"/>
+          <w:i w:val="0"/>
+        </w:rPr>
         <w:t xml:space="preserve"> reported?</w:t>
       </w:r>
     </w:p>
     <w:p>
       <w:r>
+        <w:rPr>
+          <w:b w:val="0"/>
+          <w:i w:val="0"/>
+        </w:rPr>
         <w:t>A. Lexical analysis</w:t>
       </w:r>
     </w:p>
     <w:p>
       <w:r>
+        <w:rPr>
+          <w:b w:val="0"/>
+          <w:i w:val="0"/>
+        </w:rPr>
         <w:t>B. Syntax analysis (parsing)</w:t>
       </w:r>
     </w:p>
     <w:p>
       <w:r>
+        <w:rPr>
+          <w:b w:val="0"/>
+          <w:i w:val="0"/>
+        </w:rPr>
         <w:t>C. Code generation</w:t>
       </w:r>
     </w:p>
     <w:p>
       <w:r>
+        <w:rPr>
+          <w:b w:val="0"/>
+          <w:i w:val="0"/>
+        </w:rPr>
         <w:t>D. Code optimisation</w:t>
       </w:r>
     </w:p>
     <w:p>
       <w:r>
+        <w:rPr>
+          <w:b w:val="0"/>
+          <w:i w:val="0"/>
+        </w:rPr>
         <w:t>Your answer: ☐</w:t>
       </w:r>
     </w:p>
@@ -321,44 +444,74 @@
       <w:r>
         <w:rPr>
           <w:b/>
+          <w:i w:val="0"/>
         </w:rPr>
         <w:t>6.</w:t>
       </w:r>
       <w:r>
+        <w:rPr>
+          <w:b w:val="0"/>
+          <w:i w:val="0"/>
+        </w:rPr>
         <w:t xml:space="preserve"> During </w:t>
       </w:r>
       <w:r>
         <w:rPr>
           <w:b/>
+          <w:i w:val="0"/>
         </w:rPr>
         <w:t>lexical analysis</w:t>
       </w:r>
       <w:r>
+        <w:rPr>
+          <w:b w:val="0"/>
+          <w:i w:val="0"/>
+        </w:rPr>
         <w:t xml:space="preserve"> the source code is:</w:t>
       </w:r>
     </w:p>
     <w:p>
       <w:r>
+        <w:rPr>
+          <w:b w:val="0"/>
+          <w:i w:val="0"/>
+        </w:rPr>
         <w:t>A. Checked against the grammar to build a parse tree</w:t>
       </w:r>
     </w:p>
     <w:p>
       <w:r>
+        <w:rPr>
+          <w:b w:val="0"/>
+          <w:i w:val="0"/>
+        </w:rPr>
         <w:t>B. Converted into tokens with whitespace/comments removed</w:t>
       </w:r>
     </w:p>
     <w:p>
       <w:r>
+        <w:rPr>
+          <w:b w:val="0"/>
+          <w:i w:val="0"/>
+        </w:rPr>
         <w:t>C. Turned into final machine code</w:t>
       </w:r>
     </w:p>
     <w:p>
       <w:r>
+        <w:rPr>
+          <w:b w:val="0"/>
+          <w:i w:val="0"/>
+        </w:rPr>
         <w:t>D. Refined to run faster</w:t>
       </w:r>
     </w:p>
     <w:p>
       <w:r>
+        <w:rPr>
+          <w:b w:val="0"/>
+          <w:i w:val="0"/>
+        </w:rPr>
         <w:t>Your answer: ☐</w:t>
       </w:r>
     </w:p>
@@ -366,44 +519,74 @@
       <w:r>
         <w:rPr>
           <w:b/>
+          <w:i w:val="0"/>
         </w:rPr>
         <w:t>7.</w:t>
       </w:r>
       <w:r>
+        <w:rPr>
+          <w:b w:val="0"/>
+          <w:i w:val="0"/>
+        </w:rPr>
         <w:t xml:space="preserve"> What is the purpose of a </w:t>
       </w:r>
       <w:r>
         <w:rPr>
           <w:b/>
+          <w:i w:val="0"/>
         </w:rPr>
         <w:t>loader</w:t>
       </w:r>
       <w:r>
+        <w:rPr>
+          <w:b w:val="0"/>
+          <w:i w:val="0"/>
+        </w:rPr>
         <w:t>?</w:t>
       </w:r>
     </w:p>
     <w:p>
       <w:r>
+        <w:rPr>
+          <w:b w:val="0"/>
+          <w:i w:val="0"/>
+        </w:rPr>
         <w:t>A. To combine modules and libraries into one executable</w:t>
       </w:r>
     </w:p>
     <w:p>
       <w:r>
+        <w:rPr>
+          <w:b w:val="0"/>
+          <w:i w:val="0"/>
+        </w:rPr>
         <w:t>B. To copy the executable from storage into RAM ready to run</w:t>
       </w:r>
     </w:p>
     <w:p>
       <w:r>
+        <w:rPr>
+          <w:b w:val="0"/>
+          <w:i w:val="0"/>
+        </w:rPr>
         <w:t>C. To translate one line of source at a time</w:t>
       </w:r>
     </w:p>
     <w:p>
       <w:r>
+        <w:rPr>
+          <w:b w:val="0"/>
+          <w:i w:val="0"/>
+        </w:rPr>
         <w:t>D. To remove dead code from the program</w:t>
       </w:r>
     </w:p>
     <w:p>
       <w:r>
+        <w:rPr>
+          <w:b w:val="0"/>
+          <w:i w:val="0"/>
+        </w:rPr>
         <w:t>Your answer: ☐</w:t>
       </w:r>
     </w:p>
@@ -411,44 +594,74 @@
       <w:r>
         <w:rPr>
           <w:b/>
+          <w:i w:val="0"/>
         </w:rPr>
         <w:t>8.</w:t>
       </w:r>
       <w:r>
+        <w:rPr>
+          <w:b w:val="0"/>
+          <w:i w:val="0"/>
+        </w:rPr>
         <w:t xml:space="preserve"> A </w:t>
       </w:r>
       <w:r>
         <w:rPr>
           <w:b/>
+          <w:i w:val="0"/>
         </w:rPr>
         <w:t>dynamic</w:t>
       </w:r>
       <w:r>
+        <w:rPr>
+          <w:b w:val="0"/>
+          <w:i w:val="0"/>
+        </w:rPr>
         <w:t xml:space="preserve"> link (e.g. a .dll) differs from a static link because it:</w:t>
       </w:r>
     </w:p>
     <w:p>
       <w:r>
+        <w:rPr>
+          <w:b w:val="0"/>
+          <w:i w:val="0"/>
+        </w:rPr>
         <w:t>A. Copies all library code into the executable, making it larger</w:t>
       </w:r>
     </w:p>
     <w:p>
       <w:r>
+        <w:rPr>
+          <w:b w:val="0"/>
+          <w:i w:val="0"/>
+        </w:rPr>
         <w:t>B. Is linked at run time and can be shared/updated separately</w:t>
       </w:r>
     </w:p>
     <w:p>
       <w:r>
+        <w:rPr>
+          <w:b w:val="0"/>
+          <w:i w:val="0"/>
+        </w:rPr>
         <w:t>C. Removes the need for any libraries</w:t>
       </w:r>
     </w:p>
     <w:p>
       <w:r>
+        <w:rPr>
+          <w:b w:val="0"/>
+          <w:i w:val="0"/>
+        </w:rPr>
         <w:t>D. Can only be used with interpreted languages</w:t>
       </w:r>
     </w:p>
     <w:p>
       <w:r>
+        <w:rPr>
+          <w:b w:val="0"/>
+          <w:i w:val="0"/>
+        </w:rPr>
         <w:t>Your answer: ☐</w:t>
       </w:r>
     </w:p>
@@ -464,6 +677,10 @@
         <w:pStyle w:val="Heading2"/>
       </w:pPr>
       <w:r>
+        <w:rPr>
+          <w:b w:val="0"/>
+          <w:i w:val="0"/>
+        </w:rPr>
         <w:t>Section B — Short answer (12 marks)</w:t>
       </w:r>
     </w:p>
@@ -471,24 +688,35 @@
       <w:r>
         <w:rPr>
           <w:b/>
+          <w:i w:val="0"/>
         </w:rPr>
         <w:t>9.</w:t>
       </w:r>
       <w:r>
+        <w:rPr>
+          <w:b w:val="0"/>
+          <w:i w:val="0"/>
+        </w:rPr>
         <w:t xml:space="preserve"> State </w:t>
       </w:r>
       <w:r>
         <w:rPr>
           <w:b/>
+          <w:i w:val="0"/>
         </w:rPr>
         <w:t>one</w:t>
       </w:r>
       <w:r>
+        <w:rPr>
+          <w:b w:val="0"/>
+          <w:i w:val="0"/>
+        </w:rPr>
         <w:t xml:space="preserve"> difference between application software and utility software, giving an example of each. </w:t>
       </w:r>
       <w:r>
         <w:rPr>
           <w:b/>
+          <w:i w:val="0"/>
         </w:rPr>
         <w:t>[2]</w:t>
       </w:r>
@@ -535,24 +763,35 @@
       <w:r>
         <w:rPr>
           <w:b/>
+          <w:i w:val="0"/>
         </w:rPr>
         <w:t>10.</w:t>
       </w:r>
       <w:r>
+        <w:rPr>
+          <w:b w:val="0"/>
+          <w:i w:val="0"/>
+        </w:rPr>
         <w:t xml:space="preserve"> The four stages of compilation are listed below in the wrong order. Write them out </w:t>
       </w:r>
       <w:r>
         <w:rPr>
           <w:b/>
+          <w:i w:val="0"/>
         </w:rPr>
         <w:t>in the correct order</w:t>
       </w:r>
       <w:r>
+        <w:rPr>
+          <w:b w:val="0"/>
+          <w:i w:val="0"/>
+        </w:rPr>
         <w:t xml:space="preserve">. </w:t>
       </w:r>
       <w:r>
         <w:rPr>
           <w:b/>
+          <w:i w:val="0"/>
         </w:rPr>
         <w:t>[2]</w:t>
       </w:r>
@@ -587,6 +826,10 @@
         <w:shd w:fill="FFF8E7"/>
       </w:pPr>
       <w:r>
+        <w:rPr>
+          <w:b w:val="0"/>
+          <w:i w:val="0"/>
+        </w:rPr>
         <w:t>Code generation · Syntax analysis · Code optimisation · Lexical analysis</w:t>
       </w:r>
     </w:p>
@@ -596,78 +839,10 @@
       </w:pPr>
       <w:r>
         <w:rPr>
-          <w:b/>
+          <w:b w:val="0"/>
+          <w:i w:val="0"/>
         </w:rPr>
-        <w:t>_</w:t>
-      </w:r>
-      <w:r>
-        <w:rPr>
-          <w:b/>
-        </w:rPr>
-        <w:t>_</w:t>
-      </w:r>
-      <w:r>
-        <w:rPr>
-          <w:b/>
-        </w:rPr>
-        <w:t>_</w:t>
-      </w:r>
-      <w:r>
-        <w:rPr>
-          <w:b/>
-        </w:rPr>
-        <w:t>_</w:t>
-      </w:r>
-      <w:r>
-        <w:rPr>
-          <w:b/>
-        </w:rPr>
-        <w:t>_</w:t>
-      </w:r>
-      <w:r>
-        <w:rPr>
-          <w:b/>
-        </w:rPr>
-        <w:t>_</w:t>
-      </w:r>
-      <w:r>
-        <w:t xml:space="preserve">  2. </w:t>
-      </w:r>
-      <w:r>
-        <w:rPr>
-          <w:b/>
-        </w:rPr>
-        <w:t>_</w:t>
-      </w:r>
-      <w:r>
-        <w:rPr>
-          <w:b/>
-        </w:rPr>
-        <w:t>_</w:t>
-      </w:r>
-      <w:r>
-        <w:rPr>
-          <w:b/>
-        </w:rPr>
-        <w:t>_</w:t>
-      </w:r>
-      <w:r>
-        <w:rPr>
-          <w:b/>
-        </w:rPr>
-        <w:t>_</w:t>
-      </w:r>
-      <w:r>
-        <w:rPr>
-          <w:b/>
-        </w:rPr>
-        <w:t>_</w:t>
-      </w:r>
-      <w:r>
-        <w:rPr>
-          <w:b/>
-        </w:rPr>
-        <w:t>_</w:t>
+        <w:t>______________________________  2. ______________________________</w:t>
       </w:r>
     </w:p>
     <w:p>
@@ -676,102 +851,45 @@
       </w:pPr>
       <w:r>
         <w:rPr>
-          <w:b/>
+          <w:b w:val="0"/>
+          <w:i w:val="0"/>
         </w:rPr>
-        <w:t>_</w:t>
-      </w:r>
-      <w:r>
-        <w:rPr>
-          <w:b/>
-        </w:rPr>
-        <w:t>_</w:t>
-      </w:r>
-      <w:r>
-        <w:rPr>
-          <w:b/>
-        </w:rPr>
-        <w:t>_</w:t>
-      </w:r>
-      <w:r>
-        <w:rPr>
-          <w:b/>
-        </w:rPr>
-        <w:t>_</w:t>
-      </w:r>
-      <w:r>
-        <w:rPr>
-          <w:b/>
-        </w:rPr>
-        <w:t>_</w:t>
-      </w:r>
-      <w:r>
-        <w:rPr>
-          <w:b/>
-        </w:rPr>
-        <w:t>_</w:t>
-      </w:r>
-      <w:r>
-        <w:t xml:space="preserve">  4. </w:t>
-      </w:r>
-      <w:r>
-        <w:rPr>
-          <w:b/>
-        </w:rPr>
-        <w:t>_</w:t>
-      </w:r>
-      <w:r>
-        <w:rPr>
-          <w:b/>
-        </w:rPr>
-        <w:t>_</w:t>
-      </w:r>
-      <w:r>
-        <w:rPr>
-          <w:b/>
-        </w:rPr>
-        <w:t>_</w:t>
-      </w:r>
-      <w:r>
-        <w:rPr>
-          <w:b/>
-        </w:rPr>
-        <w:t>_</w:t>
-      </w:r>
-      <w:r>
-        <w:rPr>
-          <w:b/>
-        </w:rPr>
-        <w:t>_</w:t>
-      </w:r>
-      <w:r>
-        <w:rPr>
-          <w:b/>
-        </w:rPr>
-        <w:t>_</w:t>
+        <w:t>______________________________  4. ______________________________</w:t>
       </w:r>
     </w:p>
     <w:p>
       <w:r>
         <w:rPr>
           <w:b/>
+          <w:i w:val="0"/>
         </w:rPr>
         <w:t>11.</w:t>
       </w:r>
       <w:r>
+        <w:rPr>
+          <w:b w:val="0"/>
+          <w:i w:val="0"/>
+        </w:rPr>
         <w:t xml:space="preserve"> Explain </w:t>
       </w:r>
       <w:r>
         <w:rPr>
           <w:b/>
+          <w:i w:val="0"/>
         </w:rPr>
         <w:t>two</w:t>
       </w:r>
       <w:r>
+        <w:rPr>
+          <w:b w:val="0"/>
+          <w:i w:val="0"/>
+        </w:rPr>
         <w:t xml:space="preserve"> advantages of using an interpreter rather than a compiler when developing and debugging a program. </w:t>
       </w:r>
       <w:r>
         <w:rPr>
           <w:b/>
+          <w:i w:val="0"/>
         </w:rPr>
         <w:t>[2]</w:t>
       </w:r>
@@ -818,33 +936,49 @@
       <w:r>
         <w:rPr>
           <w:b/>
+          <w:i w:val="0"/>
         </w:rPr>
         <w:t>12.</w:t>
       </w:r>
       <w:r>
+        <w:rPr>
+          <w:b w:val="0"/>
+          <w:i w:val="0"/>
+        </w:rPr>
         <w:t xml:space="preserve"> Explain what a </w:t>
       </w:r>
       <w:r>
         <w:rPr>
           <w:b/>
+          <w:i w:val="0"/>
         </w:rPr>
         <w:t>library</w:t>
       </w:r>
       <w:r>
+        <w:rPr>
+          <w:b w:val="0"/>
+          <w:i w:val="0"/>
+        </w:rPr>
         <w:t xml:space="preserve"> is and give </w:t>
       </w:r>
       <w:r>
         <w:rPr>
           <w:b/>
+          <w:i w:val="0"/>
         </w:rPr>
         <w:t>two</w:t>
       </w:r>
       <w:r>
+        <w:rPr>
+          <w:b w:val="0"/>
+          <w:i w:val="0"/>
+        </w:rPr>
         <w:t xml:space="preserve"> reasons a programmer might use one. </w:t>
       </w:r>
       <w:r>
         <w:rPr>
           <w:b/>
+          <w:i w:val="0"/>
         </w:rPr>
         <w:t>[3]</w:t>
       </w:r>
@@ -906,42 +1040,63 @@
       <w:r>
         <w:rPr>
           <w:b/>
+          <w:i w:val="0"/>
         </w:rPr>
         <w:t>13.</w:t>
       </w:r>
       <w:r>
+        <w:rPr>
+          <w:b w:val="0"/>
+          <w:i w:val="0"/>
+        </w:rPr>
         <w:t xml:space="preserve"> Describe the role of a </w:t>
       </w:r>
       <w:r>
         <w:rPr>
           <w:b/>
+          <w:i w:val="0"/>
         </w:rPr>
         <w:t>linker</w:t>
       </w:r>
       <w:r>
+        <w:rPr>
+          <w:b w:val="0"/>
+          <w:i w:val="0"/>
+        </w:rPr>
         <w:t xml:space="preserve"> and explain the difference between </w:t>
       </w:r>
       <w:r>
         <w:rPr>
           <w:b/>
+          <w:i w:val="0"/>
         </w:rPr>
         <w:t>static</w:t>
       </w:r>
       <w:r>
+        <w:rPr>
+          <w:b w:val="0"/>
+          <w:i w:val="0"/>
+        </w:rPr>
         <w:t xml:space="preserve"> and </w:t>
       </w:r>
       <w:r>
         <w:rPr>
           <w:b/>
+          <w:i w:val="0"/>
         </w:rPr>
         <w:t>dynamic</w:t>
       </w:r>
       <w:r>
+        <w:rPr>
+          <w:b w:val="0"/>
+          <w:i w:val="0"/>
+        </w:rPr>
         <w:t xml:space="preserve"> linking. </w:t>
       </w:r>
       <w:r>
         <w:rPr>
           <w:b/>
+          <w:i w:val="0"/>
         </w:rPr>
         <w:t>[3]</w:t>
       </w:r>
@@ -1011,6 +1166,10 @@
         <w:pStyle w:val="Heading2"/>
       </w:pPr>
       <w:r>
+        <w:rPr>
+          <w:b w:val="0"/>
+          <w:i w:val="0"/>
+        </w:rPr>
         <w:t>Section C — Exam-style question (5 marks)</w:t>
       </w:r>
     </w:p>
@@ -1018,33 +1177,49 @@
       <w:r>
         <w:rPr>
           <w:b/>
+          <w:i w:val="0"/>
         </w:rPr>
         <w:t>14.</w:t>
       </w:r>
       <w:r>
+        <w:rPr>
+          <w:b w:val="0"/>
+          <w:i w:val="0"/>
+        </w:rPr>
         <w:t xml:space="preserve"> A developer has finished writing a program and wants to distribute it to customers who must not be able to see or change the source code, and who should not need any extra software to run it. Explain why a </w:t>
       </w:r>
       <w:r>
         <w:rPr>
           <w:b/>
+          <w:i w:val="0"/>
         </w:rPr>
         <w:t>compiler</w:t>
       </w:r>
       <w:r>
+        <w:rPr>
+          <w:b w:val="0"/>
+          <w:i w:val="0"/>
+        </w:rPr>
         <w:t xml:space="preserve"> is more appropriate than an </w:t>
       </w:r>
       <w:r>
         <w:rPr>
           <w:b/>
+          <w:i w:val="0"/>
         </w:rPr>
         <w:t>interpreter</w:t>
       </w:r>
       <w:r>
+        <w:rPr>
+          <w:b w:val="0"/>
+          <w:i w:val="0"/>
+        </w:rPr>
         <w:t xml:space="preserve"> for this purpose. </w:t>
       </w:r>
       <w:r>
         <w:rPr>
           <w:b/>
+          <w:i w:val="0"/>
         </w:rPr>
         <w:t>[5]</w:t>
       </w:r>

--- a/Course/1 Component 1 - Computer Systems/1.2 Software and Software Development/1.2.2 Applications Generation/3 Worksheet (editable).docx
+++ b/Course/1 Component 1 - Computer Systems/1.2 Software and Software Development/1.2.2 Applications Generation/3 Worksheet (editable).docx
@@ -721,30 +721,32 @@
         <w:t>[2]</w:t>
       </w:r>
     </w:p>
-    <w:p>
-      <w:pPr>
-        <w:spacing w:before="260"/>
-        <w:pBdr>
-          <w:bottom w:val="single" w:sz="4" w:space="1" w:color="AAB4C0"/>
-        </w:pBdr>
-      </w:pPr>
-    </w:p>
-    <w:p>
-      <w:pPr>
-        <w:spacing w:before="260"/>
-        <w:pBdr>
-          <w:bottom w:val="single" w:sz="4" w:space="1" w:color="AAB4C0"/>
-        </w:pBdr>
-      </w:pPr>
-    </w:p>
-    <w:p>
-      <w:pPr>
-        <w:spacing w:before="260"/>
-        <w:pBdr>
-          <w:bottom w:val="single" w:sz="4" w:space="1" w:color="AAB4C0"/>
-        </w:pBdr>
-      </w:pPr>
-    </w:p>
+    <w:tbl>
+      <w:tblPr>
+        <w:tblStyle w:val="TableGrid"/>
+        <w:tblW w:type="auto" w:w="0"/>
+        <w:tblLook w:firstColumn="1" w:firstRow="1" w:lastColumn="0" w:lastRow="0" w:noHBand="0" w:noVBand="1" w:val="04A0"/>
+      </w:tblPr>
+      <w:tblGrid>
+        <w:gridCol w:w="8640"/>
+      </w:tblGrid>
+      <w:tr>
+        <w:trPr>
+          <w:trHeight w:val="1020" w:hRule="atLeast"/>
+        </w:trPr>
+        <w:tc>
+          <w:tcPr>
+            <w:tcW w:type="dxa" w:w="8640"/>
+          </w:tcPr>
+          <w:p>
+            <w:pPr>
+              <w:spacing w:before="40"/>
+            </w:pPr>
+          </w:p>
+        </w:tc>
+      </w:tr>
+    </w:tbl>
+    <w:p/>
     <w:p>
       <w:pPr>
         <w:pBdr>
@@ -796,30 +798,32 @@
         <w:t>[2]</w:t>
       </w:r>
     </w:p>
-    <w:p>
-      <w:pPr>
-        <w:spacing w:before="260"/>
-        <w:pBdr>
-          <w:bottom w:val="single" w:sz="4" w:space="1" w:color="AAB4C0"/>
-        </w:pBdr>
-      </w:pPr>
-    </w:p>
-    <w:p>
-      <w:pPr>
-        <w:spacing w:before="260"/>
-        <w:pBdr>
-          <w:bottom w:val="single" w:sz="4" w:space="1" w:color="AAB4C0"/>
-        </w:pBdr>
-      </w:pPr>
-    </w:p>
-    <w:p>
-      <w:pPr>
-        <w:spacing w:before="260"/>
-        <w:pBdr>
-          <w:bottom w:val="single" w:sz="4" w:space="1" w:color="AAB4C0"/>
-        </w:pBdr>
-      </w:pPr>
-    </w:p>
+    <w:tbl>
+      <w:tblPr>
+        <w:tblStyle w:val="TableGrid"/>
+        <w:tblW w:type="auto" w:w="0"/>
+        <w:tblLook w:firstColumn="1" w:firstRow="1" w:lastColumn="0" w:lastRow="0" w:noHBand="0" w:noVBand="1" w:val="04A0"/>
+      </w:tblPr>
+      <w:tblGrid>
+        <w:gridCol w:w="8640"/>
+      </w:tblGrid>
+      <w:tr>
+        <w:trPr>
+          <w:trHeight w:val="1020" w:hRule="atLeast"/>
+        </w:trPr>
+        <w:tc>
+          <w:tcPr>
+            <w:tcW w:type="dxa" w:w="8640"/>
+          </w:tcPr>
+          <w:p>
+            <w:pPr>
+              <w:spacing w:before="40"/>
+            </w:pPr>
+          </w:p>
+        </w:tc>
+      </w:tr>
+    </w:tbl>
+    <w:p/>
     <w:p>
       <w:pPr>
         <w:ind w:left="432"/>
@@ -894,30 +898,32 @@
         <w:t>[2]</w:t>
       </w:r>
     </w:p>
-    <w:p>
-      <w:pPr>
-        <w:spacing w:before="260"/>
-        <w:pBdr>
-          <w:bottom w:val="single" w:sz="4" w:space="1" w:color="AAB4C0"/>
-        </w:pBdr>
-      </w:pPr>
-    </w:p>
-    <w:p>
-      <w:pPr>
-        <w:spacing w:before="260"/>
-        <w:pBdr>
-          <w:bottom w:val="single" w:sz="4" w:space="1" w:color="AAB4C0"/>
-        </w:pBdr>
-      </w:pPr>
-    </w:p>
-    <w:p>
-      <w:pPr>
-        <w:spacing w:before="260"/>
-        <w:pBdr>
-          <w:bottom w:val="single" w:sz="4" w:space="1" w:color="AAB4C0"/>
-        </w:pBdr>
-      </w:pPr>
-    </w:p>
+    <w:tbl>
+      <w:tblPr>
+        <w:tblStyle w:val="TableGrid"/>
+        <w:tblW w:type="auto" w:w="0"/>
+        <w:tblLook w:firstColumn="1" w:firstRow="1" w:lastColumn="0" w:lastRow="0" w:noHBand="0" w:noVBand="1" w:val="04A0"/>
+      </w:tblPr>
+      <w:tblGrid>
+        <w:gridCol w:w="8640"/>
+      </w:tblGrid>
+      <w:tr>
+        <w:trPr>
+          <w:trHeight w:val="1020" w:hRule="atLeast"/>
+        </w:trPr>
+        <w:tc>
+          <w:tcPr>
+            <w:tcW w:type="dxa" w:w="8640"/>
+          </w:tcPr>
+          <w:p>
+            <w:pPr>
+              <w:spacing w:before="40"/>
+            </w:pPr>
+          </w:p>
+        </w:tc>
+      </w:tr>
+    </w:tbl>
+    <w:p/>
     <w:p>
       <w:pPr>
         <w:pBdr>
@@ -983,38 +989,32 @@
         <w:t>[3]</w:t>
       </w:r>
     </w:p>
-    <w:p>
-      <w:pPr>
-        <w:spacing w:before="260"/>
-        <w:pBdr>
-          <w:bottom w:val="single" w:sz="4" w:space="1" w:color="AAB4C0"/>
-        </w:pBdr>
-      </w:pPr>
-    </w:p>
-    <w:p>
-      <w:pPr>
-        <w:spacing w:before="260"/>
-        <w:pBdr>
-          <w:bottom w:val="single" w:sz="4" w:space="1" w:color="AAB4C0"/>
-        </w:pBdr>
-      </w:pPr>
-    </w:p>
-    <w:p>
-      <w:pPr>
-        <w:spacing w:before="260"/>
-        <w:pBdr>
-          <w:bottom w:val="single" w:sz="4" w:space="1" w:color="AAB4C0"/>
-        </w:pBdr>
-      </w:pPr>
-    </w:p>
-    <w:p>
-      <w:pPr>
-        <w:spacing w:before="260"/>
-        <w:pBdr>
-          <w:bottom w:val="single" w:sz="4" w:space="1" w:color="AAB4C0"/>
-        </w:pBdr>
-      </w:pPr>
-    </w:p>
+    <w:tbl>
+      <w:tblPr>
+        <w:tblStyle w:val="TableGrid"/>
+        <w:tblW w:type="auto" w:w="0"/>
+        <w:tblLook w:firstColumn="1" w:firstRow="1" w:lastColumn="0" w:lastRow="0" w:noHBand="0" w:noVBand="1" w:val="04A0"/>
+      </w:tblPr>
+      <w:tblGrid>
+        <w:gridCol w:w="8640"/>
+      </w:tblGrid>
+      <w:tr>
+        <w:trPr>
+          <w:trHeight w:val="1360" w:hRule="atLeast"/>
+        </w:trPr>
+        <w:tc>
+          <w:tcPr>
+            <w:tcW w:type="dxa" w:w="8640"/>
+          </w:tcPr>
+          <w:p>
+            <w:pPr>
+              <w:spacing w:before="40"/>
+            </w:pPr>
+          </w:p>
+        </w:tc>
+      </w:tr>
+    </w:tbl>
+    <w:p/>
     <w:p>
       <w:pPr>
         <w:pBdr>
@@ -1101,38 +1101,32 @@
         <w:t>[3]</w:t>
       </w:r>
     </w:p>
-    <w:p>
-      <w:pPr>
-        <w:spacing w:before="260"/>
-        <w:pBdr>
-          <w:bottom w:val="single" w:sz="4" w:space="1" w:color="AAB4C0"/>
-        </w:pBdr>
-      </w:pPr>
-    </w:p>
-    <w:p>
-      <w:pPr>
-        <w:spacing w:before="260"/>
-        <w:pBdr>
-          <w:bottom w:val="single" w:sz="4" w:space="1" w:color="AAB4C0"/>
-        </w:pBdr>
-      </w:pPr>
-    </w:p>
-    <w:p>
-      <w:pPr>
-        <w:spacing w:before="260"/>
-        <w:pBdr>
-          <w:bottom w:val="single" w:sz="4" w:space="1" w:color="AAB4C0"/>
-        </w:pBdr>
-      </w:pPr>
-    </w:p>
-    <w:p>
-      <w:pPr>
-        <w:spacing w:before="260"/>
-        <w:pBdr>
-          <w:bottom w:val="single" w:sz="4" w:space="1" w:color="AAB4C0"/>
-        </w:pBdr>
-      </w:pPr>
-    </w:p>
+    <w:tbl>
+      <w:tblPr>
+        <w:tblStyle w:val="TableGrid"/>
+        <w:tblW w:type="auto" w:w="0"/>
+        <w:tblLook w:firstColumn="1" w:firstRow="1" w:lastColumn="0" w:lastRow="0" w:noHBand="0" w:noVBand="1" w:val="04A0"/>
+      </w:tblPr>
+      <w:tblGrid>
+        <w:gridCol w:w="8640"/>
+      </w:tblGrid>
+      <w:tr>
+        <w:trPr>
+          <w:trHeight w:val="1360" w:hRule="atLeast"/>
+        </w:trPr>
+        <w:tc>
+          <w:tcPr>
+            <w:tcW w:type="dxa" w:w="8640"/>
+          </w:tcPr>
+          <w:p>
+            <w:pPr>
+              <w:spacing w:before="40"/>
+            </w:pPr>
+          </w:p>
+        </w:tc>
+      </w:tr>
+    </w:tbl>
+    <w:p/>
     <w:p>
       <w:pPr>
         <w:pBdr>
@@ -1224,62 +1218,32 @@
         <w:t>[5]</w:t>
       </w:r>
     </w:p>
-    <w:p>
-      <w:pPr>
-        <w:spacing w:before="260"/>
-        <w:pBdr>
-          <w:bottom w:val="single" w:sz="4" w:space="1" w:color="AAB4C0"/>
-        </w:pBdr>
-      </w:pPr>
-    </w:p>
-    <w:p>
-      <w:pPr>
-        <w:spacing w:before="260"/>
-        <w:pBdr>
-          <w:bottom w:val="single" w:sz="4" w:space="1" w:color="AAB4C0"/>
-        </w:pBdr>
-      </w:pPr>
-    </w:p>
-    <w:p>
-      <w:pPr>
-        <w:spacing w:before="260"/>
-        <w:pBdr>
-          <w:bottom w:val="single" w:sz="4" w:space="1" w:color="AAB4C0"/>
-        </w:pBdr>
-      </w:pPr>
-    </w:p>
-    <w:p>
-      <w:pPr>
-        <w:spacing w:before="260"/>
-        <w:pBdr>
-          <w:bottom w:val="single" w:sz="4" w:space="1" w:color="AAB4C0"/>
-        </w:pBdr>
-      </w:pPr>
-    </w:p>
-    <w:p>
-      <w:pPr>
-        <w:spacing w:before="260"/>
-        <w:pBdr>
-          <w:bottom w:val="single" w:sz="4" w:space="1" w:color="AAB4C0"/>
-        </w:pBdr>
-      </w:pPr>
-    </w:p>
-    <w:p>
-      <w:pPr>
-        <w:spacing w:before="260"/>
-        <w:pBdr>
-          <w:bottom w:val="single" w:sz="4" w:space="1" w:color="AAB4C0"/>
-        </w:pBdr>
-      </w:pPr>
-    </w:p>
-    <w:p>
-      <w:pPr>
-        <w:spacing w:before="260"/>
-        <w:pBdr>
-          <w:bottom w:val="single" w:sz="4" w:space="1" w:color="AAB4C0"/>
-        </w:pBdr>
-      </w:pPr>
-    </w:p>
+    <w:tbl>
+      <w:tblPr>
+        <w:tblStyle w:val="TableGrid"/>
+        <w:tblW w:type="auto" w:w="0"/>
+        <w:tblLook w:firstColumn="1" w:firstRow="1" w:lastColumn="0" w:lastRow="0" w:noHBand="0" w:noVBand="1" w:val="04A0"/>
+      </w:tblPr>
+      <w:tblGrid>
+        <w:gridCol w:w="8640"/>
+      </w:tblGrid>
+      <w:tr>
+        <w:trPr>
+          <w:trHeight w:val="2380" w:hRule="atLeast"/>
+        </w:trPr>
+        <w:tc>
+          <w:tcPr>
+            <w:tcW w:type="dxa" w:w="8640"/>
+          </w:tcPr>
+          <w:p>
+            <w:pPr>
+              <w:spacing w:before="40"/>
+            </w:pPr>
+          </w:p>
+        </w:tc>
+      </w:tr>
+    </w:tbl>
+    <w:p/>
     <w:p>
       <w:pPr>
         <w:pBdr>
